--- a/reports/交接_P0证据链后续_2026-10-02.docx
+++ b/reports/交接_P0证据链后续_2026-10-02.docx
@@ -1512,7 +1512,7 @@
         <w:rPr>
           <w:b/>
         </w:rPr>
-        <w:t>4:1</w:t>
+        <w:t>3:1</w:t>
       </w:r>
       <w:r>
         <w:t>（$d{=}2$）/</w:t>
@@ -1526,10 +1526,24 @@
         <w:rPr>
           <w:b/>
         </w:rPr>
-        <w:t>9:1</w:t>
-      </w:r>
-      <w:r>
-        <w:t>（$d{=}3$）的比价下划算；referable 阈值在 grade 1\|2 之间，而 Messidor-2</w:t>
+        <w:t>8:1</w:t>
+      </w:r>
+      <w:r>
+        <w:t>（$d{=}3$）的比价下划算（</w:t>
+      </w:r>
+      <w:r>
+        <w:rPr>
+          <w:b/>
+        </w:rPr>
+        <w:t>折算口径</w:t>
+      </w:r>
+      <w:r>
+        <w:t xml:space="preserve"> $d^2-1$，与"换"对应；消除口径 $d^2$</w:t>
+      </w:r>
+    </w:p>
+    <w:p>
+      <w:r>
+        <w:t xml:space="preserve">  是 4:1 / 9:1，口径定义与推导见台账 §6.3）；referable 阈值在 grade 1\|2 之间，而 Messidor-2</w:t>
       </w:r>
     </w:p>
     <w:p>
